--- a/courts/first-circuit/new-hampshire/state/supreme-court/petition-for-discretionary-review/usage/OUTPUT-petition-for-discretionary-review.docx
+++ b/courts/first-circuit/new-hampshire/state/supreme-court/petition-for-discretionary-review/usage/OUTPUT-petition-for-discretionary-review.docx
@@ -149,21 +149,13 @@
         <w:t xml:space="preserve"> </w:t>
       </w:r>
       <w:r>
-        <w:t xml:space="preserve">226</w:t>
-        <w:noBreakHyphen/>
-        <w:t xml:space="preserve">2022-CV</w:t>
-        <w:noBreakHyphen/>
-        <w:t xml:space="preserve">00233,</w:t>
-      </w:r>
-      <w:r>
-        <w:t xml:space="preserve"> </w:t>
-      </w:r>
-      <w:r>
-        <w:t xml:space="preserve">226</w:t>
-        <w:noBreakHyphen/>
-        <w:t xml:space="preserve">2022-CV</w:t>
-        <w:noBreakHyphen/>
-        <w:t xml:space="preserve">00236</w:t>
+        <w:t xml:space="preserve">226-⁠2022-CV-⁠00233,</w:t>
+      </w:r>
+      <w:r>
+        <w:t xml:space="preserve"> </w:t>
+      </w:r>
+      <w:r>
+        <w:t xml:space="preserve">226-⁠2022-CV-⁠00236</w:t>
       </w:r>
     </w:p>
     <w:p>
@@ -698,9 +690,7 @@
               <w:t xml:space="preserve"> </w:t>
             </w:r>
             <w:r>
-              <w:t xml:space="preserve">03302</w:t>
-              <w:noBreakHyphen/>
-              <w:t xml:space="preserve">1137</w:t>
+              <w:t xml:space="preserve">03302-⁠1137</w:t>
             </w:r>
           </w:p>
           <w:p>
@@ -722,9 +712,7 @@
               <w:t xml:space="preserve"> </w:t>
             </w:r>
             <w:r>
-              <w:t xml:space="preserve">224</w:t>
-              <w:noBreakHyphen/>
-              <w:t xml:space="preserve">7761</w:t>
+              <w:t xml:space="preserve">224-⁠7761</w:t>
             </w:r>
           </w:p>
           <w:p>
@@ -2497,11 +2485,7 @@
         <w:t xml:space="preserve"> </w:t>
       </w:r>
       <w:r>
-        <w:t xml:space="preserve">218</w:t>
-        <w:noBreakHyphen/>
-        <w:t xml:space="preserve">2020-CV</w:t>
-        <w:noBreakHyphen/>
-        <w:t xml:space="preserve">0570</w:t>
+        <w:t xml:space="preserve">218-⁠2020-CV-⁠0570</w:t>
       </w:r>
       <w:r>
         <w:t xml:space="preserve"> </w:t>
@@ -3132,19 +3116,7 @@
         <w:t xml:space="preserve"> </w:t>
       </w:r>
       <w:r>
-        <w:t xml:space="preserve">659:34) does not occur in New Hampshire and that SB 418 would therefore unreasonably interfere with the right to vote and invade a voter’s privacy. Appendix (“Appx.”) at 1</w:t>
-      </w:r>
-      <w:r>
-        <w:noBreakHyphen/>
-      </w:r>
-      <w:r>
-        <w:t xml:space="preserve">4, 242</w:t>
-      </w:r>
-      <w:r>
-        <w:noBreakHyphen/>
-      </w:r>
-      <w:r>
-        <w:t xml:space="preserve">43.</w:t>
+        <w:t xml:space="preserve">659:34) does not occur in New Hampshire and that SB 418 would therefore unreasonably interfere with the right to vote and invade a voter’s privacy. Appendix (“Appx.”) at 1-⁠4, 242-⁠43.</w:t>
       </w:r>
     </w:p>
     <w:p>
@@ -3152,13 +3124,7 @@
         <w:pStyle w:val="BodyText"/>
       </w:pPr>
       <w:r>
-        <w:t xml:space="preserve">In both complaints, the plaintiffs alleged that SB 418 was adopted along a party-line vote, with the implication being that the motive of the Republicans in the general court in passing the legislation was to suppress the votes of Democratic voters. Appx. at 4, 24</w:t>
-      </w:r>
-      <w:r>
-        <w:noBreakHyphen/>
-      </w:r>
-      <w:r>
-        <w:t xml:space="preserve">25, 245.</w:t>
+        <w:t xml:space="preserve">In both complaints, the plaintiffs alleged that SB 418 was adopted along a party-line vote, with the implication being that the motive of the Republicans in the general court in passing the legislation was to suppress the votes of Democratic voters. Appx. at 4, 24-⁠25, 245.</w:t>
       </w:r>
     </w:p>
     <w:p>
@@ -3166,19 +3132,7 @@
         <w:pStyle w:val="BodyText"/>
       </w:pPr>
       <w:r>
-        <w:t xml:space="preserve">In September, shortly after the state filed a motion to dismiss the consolidated actions, the New Hampshire Republican State Committee (“NHRSC”) filed a motion to intervene to defend against the plaintiffs’ claims. Appx. at 274. The interest the NHRSC asserted in support of its motion was essentially threefold. First, the NHRSC established that its own membership depends on the integrity of the state’s primary elections because it is in the state primary that the delegates to the NHRSC’s convention are elected by registered Republicans. Appx. at 278</w:t>
-      </w:r>
-      <w:r>
-        <w:noBreakHyphen/>
-      </w:r>
-      <w:r>
-        <w:t xml:space="preserve">79. It is these delegates who elect the members of the NHRSC in caucuses held after the state general election. Second, the NHRSC sought to protect the constitutional rights of Republican voters to vote and Republican candidates to be elected against de facto cancellation of Republican votes by ballots cast by individuals not qualified to vote under New Hampshire law. Appx. at 279. It cited authority from across the country establishing that political parties are commonly allowed to intervene in actions challenging such statutory provisions as those governing voter qualifications. Appx. at 277</w:t>
-      </w:r>
-      <w:r>
-        <w:noBreakHyphen/>
-      </w:r>
-      <w:r>
-        <w:t xml:space="preserve">78. Third, the NHRSC noted that it would have to divert resources to reeducate staff, volunteers, and voters if the new affidavit ballot provisions were invalidated. Appx. at 279.</w:t>
+        <w:t xml:space="preserve">In September, shortly after the state filed a motion to dismiss the consolidated actions, the New Hampshire Republican State Committee (“NHRSC”) filed a motion to intervene to defend against the plaintiffs’ claims. Appx. at 274. The interest the NHRSC asserted in support of its motion was essentially threefold. First, the NHRSC established that its own membership depends on the integrity of the state’s primary elections because it is in the state primary that the delegates to the NHRSC’s convention are elected by registered Republicans. Appx. at 278-⁠79. It is these delegates who elect the members of the NHRSC in caucuses held after the state general election. Second, the NHRSC sought to protect the constitutional rights of Republican voters to vote and Republican candidates to be elected against de facto cancellation of Republican votes by ballots cast by individuals not qualified to vote under New Hampshire law. Appx. at 279. It cited authority from across the country establishing that political parties are commonly allowed to intervene in actions challenging such statutory provisions as those governing voter qualifications. Appx. at 277-⁠78. Third, the NHRSC noted that it would have to divert resources to reeducate staff, volunteers, and voters if the new affidavit ballot provisions were invalidated. Appx. at 279.</w:t>
       </w:r>
     </w:p>
     <w:p>
@@ -3198,13 +3152,7 @@
         <w:t xml:space="preserve"> </w:t>
       </w:r>
       <w:r>
-        <w:t xml:space="preserve">Appx. at 286</w:t>
-      </w:r>
-      <w:r>
-        <w:noBreakHyphen/>
-      </w:r>
-      <w:r>
-        <w:t xml:space="preserve">96. After the NHRSC filed its reply in support of its motion, Judge Temple recused himself from deciding the motion to intervene and transferred the motion to Judge Colburn for resolution with the proviso that if Judge Colburn granted intervention she would become the presiding judge in the case. Appx. at 370, 385.</w:t>
+        <w:t xml:space="preserve">Appx. at 286-⁠96. After the NHRSC filed its reply in support of its motion, Judge Temple recused himself from deciding the motion to intervene and transferred the motion to Judge Colburn for resolution with the proviso that if Judge Colburn granted intervention she would become the presiding judge in the case. Appx. at 370, 385.</w:t>
       </w:r>
     </w:p>
     <w:p>
@@ -3212,13 +3160,7 @@
         <w:pStyle w:val="BodyText"/>
       </w:pPr>
       <w:r>
-        <w:t xml:space="preserve">Judge Colburn issued an order denying the NHRSC’s motion on December 21, 2022. Post at 16</w:t>
-      </w:r>
-      <w:r>
-        <w:noBreakHyphen/>
-      </w:r>
-      <w:r>
-        <w:t xml:space="preserve">19. It is this order that the NHRSC now appeals.</w:t>
+        <w:t xml:space="preserve">Judge Colburn issued an order denying the NHRSC’s motion on December 21, 2022. Post at 16-⁠19. It is this order that the NHRSC now appeals.</w:t>
       </w:r>
     </w:p>
     <w:p>
@@ -3996,7 +3938,7 @@
         <w:t xml:space="preserve"> </w:t>
       </w:r>
       <w:r>
-        <w:t xml:space="preserve">Super. Ct. R. 15 provides that “any person shown to be interested may become a party to any civil action upon filing and service of an [a]ppearance and pleading briefly setting forth his or her relation to the cause . . . .” While the trial courts possess discretion to grant or deny intervention according to this standard, this court has stated that “a trial court should grant a motion to intervene if the party seeking to intervene has a right involved in the trial and a direct and apparent interest therein.” Brzica</w:t>
+        <w:t xml:space="preserve">Super. Ct. R. 15 provides that “any person shown to be interested may become a party to any civil action upon filing and service of an [a]ppearance and pleading briefly setting forth his or her relation to the cause ⁠. ⁠. ⁠. ⁠.” While the trial courts possess discretion to grant or deny intervention according to this standard, this court has stated that “a trial court should grant a motion to intervene if the party seeking to intervene has a right involved in the trial and a direct and apparent interest therein.” Brzica</w:t>
       </w:r>
       <w:r>
         <w:t xml:space="preserve"> </w:t>
@@ -4031,13 +3973,7 @@
         <w:t xml:space="preserve"> </w:t>
       </w:r>
       <w:r>
-        <w:t xml:space="preserve">Architects v. Satter Companies of N.E., Inc., 137 N.H. 174, 177</w:t>
-      </w:r>
-      <w:r>
-        <w:noBreakHyphen/>
-      </w:r>
-      <w:r>
-        <w:t xml:space="preserve">78 (1993)), the supreme court’s decisions reflect how freely New Hampshire allows intervention. See, e.g., In</w:t>
+        <w:t xml:space="preserve">Architects v. Satter Companies of N.E., Inc., 137 N.H. 174, 177-⁠78 (1993)), the supreme court’s decisions reflect how freely New Hampshire allows intervention. See, e.g., In</w:t>
       </w:r>
       <w:r>
         <w:t xml:space="preserve"> </w:t>
@@ -4055,13 +3991,7 @@
         <w:t xml:space="preserve"> </w:t>
       </w:r>
       <w:r>
-        <w:t xml:space="preserve">v. McCarthy, 158 N.H. 197, 200</w:t>
-      </w:r>
-      <w:r>
-        <w:noBreakHyphen/>
-      </w:r>
-      <w:r>
-        <w:t xml:space="preserve">201 (2008); and Snyder</w:t>
+        <w:t xml:space="preserve">v. McCarthy, 158 N.H. 197, 200-⁠201 (2008); and Snyder</w:t>
       </w:r>
       <w:r>
         <w:t xml:space="preserve"> </w:t>
@@ -4147,13 +4077,7 @@
         <w:t xml:space="preserve"> </w:t>
       </w:r>
       <w:r>
-        <w:t xml:space="preserve">at 263</w:t>
-      </w:r>
-      <w:r>
-        <w:noBreakHyphen/>
-      </w:r>
-      <w:r>
-        <w:t xml:space="preserve">65. The court made a point of observing that because the rights at issue were inherently constrained by law, it was not applying “the traditional intervention test.” Id.</w:t>
+        <w:t xml:space="preserve">at 263-⁠65. The court made a point of observing that because the rights at issue were inherently constrained by law, it was not applying “the traditional intervention test.” Id.</w:t>
       </w:r>
       <w:r>
         <w:t xml:space="preserve"> </w:t>
@@ -4173,13 +4097,7 @@
         <w:t xml:space="preserve"> </w:t>
       </w:r>
       <w:r>
-        <w:t xml:space="preserve">v. Town of Nottingham, 2019 WL 12875417, at *7</w:t>
-      </w:r>
-      <w:r>
-        <w:noBreakHyphen/>
-      </w:r>
-      <w:r>
-        <w:t xml:space="preserve">8 (N.H. Super. Aug. 6, 2019), was a decision of another superior court judge. Tweed cited Stapleford for the proposition that New Hampshire trial courts can deny intervention as a general proposition if a party to the litigation – in that case, the town government – adequately represents the interests of the prospective intervenors (who in that case were town residents). Post at 19 n.1. The final case the court below cited was G2003B,</w:t>
+        <w:t xml:space="preserve">v. Town of Nottingham, 2019 WL 12875417, at *7-⁠8 (N.H. Super. Aug. 6, 2019), was a decision of another superior court judge. Tweed cited Stapleford for the proposition that New Hampshire trial courts can deny intervention as a general proposition if a party to the litigation – in that case, the town government – adequately represents the interests of the prospective intervenors (who in that case were town residents). Post at 19 n.1. The final case the court below cited was G2003B,</w:t>
       </w:r>
       <w:r>
         <w:t xml:space="preserve"> </w:t>
@@ -5145,13 +5063,7 @@
         <w:pStyle w:val="BodyText"/>
       </w:pPr>
       <w:r>
-        <w:t xml:space="preserve">In effect, the superior court ruled that, absent extenuating circumstances like a conflict of interest, a state political party cannot intervene in an action seeking to set aside a voter qualification statute if the attorney general is defending the law. Post at 18</w:t>
-      </w:r>
-      <w:r>
-        <w:noBreakHyphen/>
-      </w:r>
-      <w:r>
-        <w:t xml:space="preserve">19. The court did not conclude that the NHRSC has no interest in defending against plaintiffs’ claims. Indeed, it implicitly assumed without deciding that the NHRSC has an interest in the validity of SB 418.</w:t>
+        <w:t xml:space="preserve">In effect, the superior court ruled that, absent extenuating circumstances like a conflict of interest, a state political party cannot intervene in an action seeking to set aside a voter qualification statute if the attorney general is defending the law. Post at 18-⁠19. The court did not conclude that the NHRSC has no interest in defending against plaintiffs’ claims. Indeed, it implicitly assumed without deciding that the NHRSC has an interest in the validity of SB 418.</w:t>
       </w:r>
     </w:p>
     <w:p>
@@ -5173,25 +5085,7 @@
         <w:t xml:space="preserve"> </w:t>
       </w:r>
       <w:r>
-        <w:t xml:space="preserve">Federation of Teachers, et al. v. Gardner, et al., No. 218</w:t>
-      </w:r>
-      <w:r>
-        <w:noBreakHyphen/>
-      </w:r>
-      <w:r>
-        <w:t xml:space="preserve">2020-CV</w:t>
-      </w:r>
-      <w:r>
-        <w:noBreakHyphen/>
-      </w:r>
-      <w:r>
-        <w:t xml:space="preserve">0570, at 6 (N.H. Super. Ct. Sept. 4, 2020) (Among other things the court found that “[e]lecting Republican candidates to office and ensuring high turnout of voters is clearly a prime function and interest of” the RNC). Appx. at 279</w:t>
-      </w:r>
-      <w:r>
-        <w:noBreakHyphen/>
-      </w:r>
-      <w:r>
-        <w:t xml:space="preserve">80.</w:t>
+        <w:t xml:space="preserve">Federation of Teachers, et al. v. Gardner, et al., No. 218-⁠2020-CV-⁠0570, at 6 (N.H. Super. Ct. Sept. 4, 2020) (Among other things the court found that “[e]lecting Republican candidates to office and ensuring high turnout of voters is clearly a prime function and interest of” the RNC). Appx. at 279-⁠80.</w:t>
       </w:r>
       <w:r>
         <w:rPr>
@@ -5211,13 +5105,7 @@
         <w:pStyle w:val="BodyText"/>
       </w:pPr>
       <w:r>
-        <w:t xml:space="preserve">In the alternative, this court should direct the superior court on remand to grant the NHRSC’s motion to intervene under the particular facts of this case. In addition to NHRSC’s interest in the law governing voter qualifications, the complaints allege that SB 418 was a partisan attempt to unlawfully interfere with the right to vote of Democratic Party voters (Appx. at 24</w:t>
-      </w:r>
-      <w:r>
-        <w:noBreakHyphen/>
-      </w:r>
-      <w:r>
-        <w:t xml:space="preserve">25, 294, n.8), it is uncontested that the members of the NHRSC are elected by delegates who are in turn elected at a state primary by what are supposed to be qualified Republican voters, and the NHRSC will have to divert resources to reeducate its staff, volunteers, and voters if SB 418 is invalidated. As a matter of law, then, the NHRSC has a direct and apparent interest in the outcome of the litigation that will likely be adversely affected if the plaintiffs prevail.</w:t>
+        <w:t xml:space="preserve">In the alternative, this court should direct the superior court on remand to grant the NHRSC’s motion to intervene under the particular facts of this case. In addition to NHRSC’s interest in the law governing voter qualifications, the complaints allege that SB 418 was a partisan attempt to unlawfully interfere with the right to vote of Democratic Party voters (Appx. at 24-⁠25, 294, n.8), it is uncontested that the members of the NHRSC are elected by delegates who are in turn elected at a state primary by what are supposed to be qualified Republican voters, and the NHRSC will have to divert resources to reeducate its staff, volunteers, and voters if SB 418 is invalidated. As a matter of law, then, the NHRSC has a direct and apparent interest in the outcome of the litigation that will likely be adversely affected if the plaintiffs prevail.</w:t>
       </w:r>
     </w:p>
     <w:p>
@@ -5225,13 +5113,7 @@
         <w:pStyle w:val="BodyText"/>
       </w:pPr>
       <w:r>
-        <w:t xml:space="preserve">Even if the court does decide to adopt the adequate representation standard, the NHRSC should still be granted intervention. Federal courts across the country usually hold that political parties have a sufficient interest in litigation over the substantive provisions of election-related statutes to intervene in actions challenging those provisions, even where the state is defending the law. Appx. at 277</w:t>
-      </w:r>
-      <w:r>
-        <w:noBreakHyphen/>
-      </w:r>
-      <w:r>
-        <w:t xml:space="preserve">78. The NHRSC has done much more than make the required “minimal” showing that the Attorney General’s office would not adequately represent its interests, which is all that is required. Notably, there is no presumption, even under the federal standard, of adequate representation unless parties’ “interests overlap fully.” See Trbovich</w:t>
+        <w:t xml:space="preserve">Even if the court does decide to adopt the adequate representation standard, the NHRSC should still be granted intervention. Federal courts across the country usually hold that political parties have a sufficient interest in litigation over the substantive provisions of election-related statutes to intervene in actions challenging those provisions, even where the state is defending the law. Appx. at 277-⁠78. The NHRSC has done much more than make the required “minimal” showing that the Attorney General’s office would not adequately represent its interests, which is all that is required. Notably, there is no presumption, even under the federal standard, of adequate representation unless parties’ “interests overlap fully.” See Trbovich</w:t>
       </w:r>
       <w:r>
         <w:t xml:space="preserve"> </w:t>
@@ -6057,9 +5939,7 @@
               <w:t xml:space="preserve"> </w:t>
             </w:r>
             <w:r>
-              <w:t xml:space="preserve">03302</w:t>
-              <w:noBreakHyphen/>
-              <w:t xml:space="preserve">1137</w:t>
+              <w:t xml:space="preserve">03302-⁠1137</w:t>
             </w:r>
           </w:p>
           <w:p>
@@ -6938,7 +6818,7 @@
     <w:qFormat/>
     <w:pPr>
       <w:keepLines/>
-      <w:spacing w:before="0" w:after="150" w:line="299" w:lineRule="exact"/>
+      <w:spacing w:before="33" w:after="150" w:line="299" w:lineRule="exact"/>
     </w:pPr>
     <w:rPr>
       <w:sz w:val="26"/>

--- a/courts/first-circuit/new-hampshire/state/supreme-court/petition-for-discretionary-review/usage/OUTPUT-petition-for-discretionary-review.docx
+++ b/courts/first-circuit/new-hampshire/state/supreme-court/petition-for-discretionary-review/usage/OUTPUT-petition-for-discretionary-review.docx
@@ -1623,7 +1623,7 @@
         <w:tab/>
       </w:r>
       <w:r>
-        <w:t xml:space="preserve">9</w:t>
+        <w:t xml:space="preserve">8</w:t>
       </w:r>
     </w:p>
     <w:p>
